--- a/preschool-teaching/output/05 3.3b Nota Pembelajaran (Kertas Penerangan)/CU C01-C05/3.3b-08 Nota Pembelajaran C02-W04 Deliver daily lesson plan (P851).docx
+++ b/preschool-teaching/output/05 3.3b Nota Pembelajaran (Kertas Penerangan)/CU C01-C05/3.3b-08 Nota Pembelajaran C02-W04 Deliver daily lesson plan (P851).docx
@@ -524,8 +524,32 @@
             <w:vAlign w:val="center"/>
           </w:tcPr>
           <w:p>
+            <w:r/>
             <w:r>
+              <w:t>P851-002-4:2025-C02-W01 / Prepare yearly lesson plan (RPT)</w:t>
+            </w:r>
+          </w:p>
+          <w:p>
+            <w:r>
+              <w:t>P851-002-4:2025-C02-W02 / Prepare daily lesson plan (RPH)</w:t>
+            </w:r>
+          </w:p>
+          <w:p>
+            <w:r>
+              <w:t>P851-002-4:2025-C02-W03 / Prepare teaching and learning material</w:t>
+            </w:r>
+          </w:p>
+          <w:p>
+            <w:r>
+              <w:rPr>
+                <w:b/>
+              </w:rPr>
               <w:t>P851-002-4:2025-C02-W04 / Deliver daily lesson plan</w:t>
+            </w:r>
+          </w:p>
+          <w:p>
+            <w:r>
+              <w:t>P851-002-4:2025-C02-W05 / Analyse lesson effectiveness</w:t>
             </w:r>
           </w:p>
         </w:tc>
